--- a/部署方案-变更标注.docx
+++ b/部署方案-变更标注.docx
@@ -6049,7 +6049,7 @@
           <w:spacing w:val="0"/>
           <w:color w:val="BE0004"/>
         </w:rPr>
-        <w:t xml:space="preserve">20</w:t>
+        <w:t xml:space="preserve">21</w:t>
       </w:r>
       <w:r>
         <w:rPr>

--- a/部署方案-变更标注.docx
+++ b/部署方案-变更标注.docx
@@ -219,7 +219,7 @@
           <w:spacing w:val="0"/>
           <w:color w:val="BE0004"/>
         </w:rPr>
-        <w:t xml:space="preserve">v1.1（2026-08-20）</w:t>
+        <w:t xml:space="preserve">v1.2（2026-08-21）</w:t>
       </w:r>
       <w:r>
         <w:rPr>
@@ -610,6 +610,76 @@
     </w:p>
     <w:p>
       <w:pPr>
+        <w:ind w:left="720" w:first-line="-720"/>
+      </w:pPr>
+      <w:r>
+        <w:rPr>
+          <w:rFonts w:ascii="PingFang SC Semibold" w:hAnsi="PingFang SC Semibold" w:cs="PingFang SC Semibold"/>
+          <w:sz w:val="29"/>
+          <w:sz-cs w:val="29"/>
+          <w:b/>
+          <w:color w:val="0E121D"/>
+        </w:rPr>
+        <w:t xml:space="preserve"/>
+        <w:tab/>
+        <w:t xml:space="preserve">8</w:t>
+        <w:tab/>
+        <w:t xml:space="preserve"/>
+      </w:r>
+      <w:r>
+        <w:rPr>
+          <w:rFonts w:ascii="PingFang SC Semibold" w:hAnsi="PingFang SC Semibold" w:cs="PingFang SC Semibold"/>
+          <w:sz w:val="29"/>
+          <w:sz-cs w:val="29"/>
+          <w:b/>
+          <w:spacing w:val="0"/>
+          <w:color w:val="0E121D"/>
+        </w:rPr>
+        <w:t xml:space="preserve">单模板分享链接</w:t>
+      </w:r>
+      <w:r>
+        <w:rPr>
+          <w:rFonts w:ascii="PingFang SC" w:hAnsi="PingFang SC" w:cs="PingFang SC"/>
+          <w:sz w:val="29"/>
+          <w:sz-cs w:val="29"/>
+          <w:spacing w:val="0"/>
+          <w:color w:val="BE0004"/>
+        </w:rPr>
+        <w:t xml:space="preserve">：每个已发布模板拥有独立分享地址（</w:t>
+      </w:r>
+      <w:r>
+        <w:rPr>
+          <w:rFonts w:ascii="Menlo" w:hAnsi="Menlo" w:cs="Menlo"/>
+          <w:sz w:val="25"/>
+          <w:sz-cs w:val="25"/>
+          <w:spacing w:val="0"/>
+          <w:color w:val="BE0004"/>
+        </w:rPr>
+        <w:t xml:space="preserve">/share/&lt;模板id&gt;</w:t>
+      </w:r>
+      <w:r>
+        <w:rPr>
+          <w:rFonts w:ascii="PingFang SC" w:hAnsi="PingFang SC" w:cs="PingFang SC"/>
+          <w:sz w:val="29"/>
+          <w:sz-cs w:val="29"/>
+          <w:spacing w:val="0"/>
+          <w:color w:val="BE0004"/>
+        </w:rPr>
+        <w:t xml:space="preserve">），直达该模板编辑器：保留文字编辑、图片位选图与导出，锁定模板切换与框位编辑；未上线/已下架模板访问时显示提示页。</w:t>
+      </w:r>
+      <w:r>
+        <w:rPr>
+          <w:rFonts w:ascii="PingFang SC" w:hAnsi="PingFang SC" w:cs="PingFang SC"/>
+          <w:sz w:val="29"/>
+          <w:sz-cs w:val="29"/>
+          <w:spacing w:val="0"/>
+          <w:color w:val="181E2A"/>
+        </w:rPr>
+        <w:t xml:space="preserve"/>
+      </w:r>
+    </w:p>
+    <w:p>
+      <w:pPr>
         <w:spacing w:after="333"/>
       </w:pPr>
       <w:r>
@@ -776,6 +846,26 @@
         </w:rPr>
         <w:t xml:space="preserve">   ├─ 模板库页（默认）：发布/下架、删除、拖拽排序、隐藏内置模板、一键进入工坊编辑</w:t>
       </w:r>
+      <w:r>
+        <w:rPr>
+          <w:rFonts w:ascii="Menlo" w:hAnsi="Menlo" w:cs="Menlo"/>
+          <w:sz w:val="25"/>
+          <w:sz-cs w:val="25"/>
+          <w:spacing w:val="0"/>
+          <w:color w:val="BE0004"/>
+        </w:rPr>
+        <w:t xml:space="preserve">、复制分享链接</w:t>
+      </w:r>
+      <w:r>
+        <w:rPr>
+          <w:rFonts w:ascii="Menlo" w:hAnsi="Menlo" w:cs="Menlo"/>
+          <w:sz w:val="25"/>
+          <w:sz-cs w:val="25"/>
+          <w:spacing w:val="0"/>
+          <w:color w:val="181E2A"/>
+        </w:rPr>
+        <w:t xml:space="preserve"/>
+      </w:r>
     </w:p>
     <w:p>
       <w:pPr/>
@@ -854,6 +944,94 @@
           <w:color w:val="181E2A"/>
         </w:rPr>
         <w:t xml:space="preserve">、按管理员开放指定模板、按模板分配编辑者</w:t>
+      </w:r>
+      <w:r>
+        <w:rPr>
+          <w:rFonts w:ascii="Menlo" w:hAnsi="Menlo" w:cs="Menlo"/>
+          <w:sz w:val="24"/>
+          <w:sz-cs w:val="24"/>
+          <w:spacing w:val="0"/>
+          <w:color w:val="181E2A"/>
+        </w:rPr>
+        <w:t xml:space="preserve"/>
+      </w:r>
+    </w:p>
+    <w:p>
+      <w:pPr>
+        <w:spacing w:after="293"/>
+      </w:pPr>
+      <w:r>
+        <w:rPr>
+          <w:rFonts w:ascii="PingFang SC Semibold" w:hAnsi="PingFang SC Semibold" w:cs="PingFang SC Semibold"/>
+          <w:sz w:val="29"/>
+          <w:sz-cs w:val="29"/>
+          <w:b/>
+          <w:spacing w:val="0"/>
+          <w:color w:val="0E121D"/>
+        </w:rPr>
+        <w:t xml:space="preserve">分享链接路径（免登录，单模板直达）</w:t>
+      </w:r>
+      <w:r>
+        <w:rPr>
+          <w:rFonts w:ascii="PingFang SC" w:hAnsi="PingFang SC" w:cs="PingFang SC"/>
+          <w:sz w:val="29"/>
+          <w:sz-cs w:val="29"/>
+          <w:spacing w:val="0"/>
+          <w:color w:val="181E2A"/>
+        </w:rPr>
+        <w:t xml:space="preserve"/>
+      </w:r>
+    </w:p>
+    <w:p>
+      <w:pPr/>
+      <w:r>
+        <w:rPr>
+          <w:rFonts w:ascii="Menlo" w:hAnsi="Menlo" w:cs="Menlo"/>
+          <w:sz w:val="25"/>
+          <w:sz-cs w:val="25"/>
+          <w:spacing w:val="0"/>
+          <w:color w:val="BE0004"/>
+        </w:rPr>
+        <w:t xml:space="preserve">打开 /share/&lt;模板id&gt; → 后端校验该模板已发布 → 直接进入该模板编辑器</w:t>
+      </w:r>
+    </w:p>
+    <w:p>
+      <w:pPr/>
+      <w:r>
+        <w:rPr>
+          <w:rFonts w:ascii="Menlo" w:hAnsi="Menlo" w:cs="Menlo"/>
+          <w:sz w:val="25"/>
+          <w:sz-cs w:val="25"/>
+          <w:spacing w:val="0"/>
+          <w:color w:val="BE0004"/>
+        </w:rPr>
+        <w:t xml:space="preserve">   （文字/选图/样式/导出照常；不可切换模板、不可临时换图、不可拖动/缩放/增删框位）</w:t>
+      </w:r>
+    </w:p>
+    <w:p>
+      <w:pPr/>
+      <w:r>
+        <w:rPr>
+          <w:rFonts w:ascii="Menlo" w:hAnsi="Menlo" w:cs="Menlo"/>
+          <w:sz w:val="25"/>
+          <w:sz-cs w:val="25"/>
+          <w:spacing w:val="0"/>
+          <w:color w:val="BE0004"/>
+        </w:rPr>
+        <w:t xml:space="preserve">   → 生成图片 → 下载 / 复制</w:t>
+      </w:r>
+    </w:p>
+    <w:p>
+      <w:pPr/>
+      <w:r>
+        <w:rPr>
+          <w:rFonts w:ascii="Menlo" w:hAnsi="Menlo" w:cs="Menlo"/>
+          <w:sz w:val="25"/>
+          <w:sz-cs w:val="25"/>
+          <w:spacing w:val="0"/>
+          <w:color w:val="BE0004"/>
+        </w:rPr>
+        <w:t xml:space="preserve">（模板未上线或不存在 → 「该模板未上线」提示页）</w:t>
       </w:r>
       <w:r>
         <w:rPr>
@@ -1109,6 +1287,72 @@
       </w:r>
     </w:p>
     <w:p>
+      <w:pPr/>
+      <w:r>
+        <w:rPr>
+          <w:rFonts w:ascii="PingFang SC" w:hAnsi="PingFang SC" w:cs="PingFang SC"/>
+          <w:sz w:val="26"/>
+          <w:sz-cs w:val="26"/>
+          <w:spacing w:val="0"/>
+          <w:color w:val="BE0004"/>
+        </w:rPr>
+        <w:t xml:space="preserve">⑧ 单模板分享链接</w:t>
+      </w:r>
+      <w:r>
+        <w:rPr>
+          <w:rFonts w:ascii="PingFang SC" w:hAnsi="PingFang SC" w:cs="PingFang SC"/>
+          <w:sz w:val="26"/>
+          <w:sz-cs w:val="26"/>
+          <w:spacing w:val="0"/>
+          <w:color w:val="181E2A"/>
+        </w:rPr>
+        <w:t xml:space="preserve"/>
+      </w:r>
+    </w:p>
+    <w:p>
+      <w:pPr/>
+      <w:r>
+        <w:rPr>
+          <w:rFonts w:ascii="PingFang SC" w:hAnsi="PingFang SC" w:cs="PingFang SC"/>
+          <w:sz w:val="26"/>
+          <w:sz-cs w:val="26"/>
+          <w:spacing w:val="0"/>
+          <w:color w:val="BE0004"/>
+        </w:rPr>
+        <w:t xml:space="preserve">每个已发布模板对应固定地址 </w:t>
+      </w:r>
+      <w:r>
+        <w:rPr>
+          <w:rFonts w:ascii="Menlo" w:hAnsi="Menlo" w:cs="Menlo"/>
+          <w:sz w:val="25"/>
+          <w:sz-cs w:val="25"/>
+          <w:spacing w:val="0"/>
+          <w:color w:val="BE0004"/>
+        </w:rPr>
+        <w:t xml:space="preserve">/share/&lt;模板id&gt;</w:t>
+      </w:r>
+      <w:r>
+        <w:rPr>
+          <w:rFonts w:ascii="PingFang SC" w:hAnsi="PingFang SC" w:cs="PingFang SC"/>
+          <w:sz w:val="26"/>
+          <w:sz-cs w:val="26"/>
+          <w:spacing w:val="0"/>
+          <w:color w:val="BE0004"/>
+        </w:rPr>
+        <w:t xml:space="preserve">；分享页隐藏模板下拉/临时换图/重置示例/管理后台入口，框位拖拽、缩放、增删、锁定全部禁用，文字编辑、图片库选图、样式与导出保留；未上线模板显示「该模板未上线」提示页</w:t>
+      </w:r>
+      <w:r>
+        <w:rPr>
+          <w:rFonts w:ascii="PingFang SC" w:hAnsi="PingFang SC" w:cs="PingFang SC"/>
+          <w:sz w:val="26"/>
+          <w:sz-cs w:val="26"/>
+          <w:spacing w:val="0"/>
+          <w:color w:val="181E2A"/>
+        </w:rPr>
+        <w:t xml:space="preserve"/>
+      </w:r>
+    </w:p>
+    <w:p>
       <w:pPr>
         <w:spacing w:after="390"/>
       </w:pPr>
@@ -1243,6 +1487,26 @@
         </w:rPr>
         <w:t xml:space="preserve">；删除模板（级联清理背景/图片素材 key）；「载入工坊」一键进入编辑</w:t>
       </w:r>
+      <w:r>
+        <w:rPr>
+          <w:rFonts w:ascii="PingFang SC" w:hAnsi="PingFang SC" w:cs="PingFang SC"/>
+          <w:sz w:val="26"/>
+          <w:sz-cs w:val="26"/>
+          <w:spacing w:val="0"/>
+          <w:color w:val="BE0004"/>
+        </w:rPr>
+        <w:t xml:space="preserve">；「分享链接」按钮一键复制模板分享地址（草稿态禁用并提示发布后可复制）</w:t>
+      </w:r>
+      <w:r>
+        <w:rPr>
+          <w:rFonts w:ascii="PingFang SC" w:hAnsi="PingFang SC" w:cs="PingFang SC"/>
+          <w:sz w:val="26"/>
+          <w:sz-cs w:val="26"/>
+          <w:spacing w:val="0"/>
+          <w:color w:val="181E2A"/>
+        </w:rPr>
+        <w:t xml:space="preserve"/>
+      </w:r>
     </w:p>
     <w:p>
       <w:pPr/>
@@ -2326,6 +2590,98 @@
           <w:sz w:val="26"/>
           <w:sz-cs w:val="26"/>
           <w:spacing w:val="0"/>
+          <w:color w:val="BE0004"/>
+        </w:rPr>
+        <w:t xml:space="preserve">模板</w:t>
+      </w:r>
+      <w:r>
+        <w:rPr>
+          <w:rFonts w:ascii="PingFang SC" w:hAnsi="PingFang SC" w:cs="PingFang SC"/>
+          <w:sz w:val="26"/>
+          <w:sz-cs w:val="26"/>
+          <w:spacing w:val="0"/>
+          <w:color w:val="181E2A"/>
+        </w:rPr>
+        <w:t xml:space="preserve"/>
+      </w:r>
+    </w:p>
+    <w:p>
+      <w:pPr/>
+      <w:r>
+        <w:rPr>
+          <w:rFonts w:ascii="Menlo" w:hAnsi="Menlo" w:cs="Menlo"/>
+          <w:sz w:val="25"/>
+          <w:sz-cs w:val="25"/>
+          <w:spacing w:val="0"/>
+          <w:color w:val="BE0004"/>
+        </w:rPr>
+        <w:t xml:space="preserve">GET /api/templates/share/:id</w:t>
+      </w:r>
+      <w:r>
+        <w:rPr>
+          <w:rFonts w:ascii="PingFang SC" w:hAnsi="PingFang SC" w:cs="PingFang SC"/>
+          <w:sz w:val="26"/>
+          <w:sz-cs w:val="26"/>
+          <w:spacing w:val="0"/>
+          <w:color w:val="181E2A"/>
+        </w:rPr>
+        <w:t xml:space="preserve"/>
+      </w:r>
+    </w:p>
+    <w:p>
+      <w:pPr/>
+      <w:r>
+        <w:rPr>
+          <w:rFonts w:ascii="PingFang SC" w:hAnsi="PingFang SC" w:cs="PingFang SC"/>
+          <w:sz w:val="26"/>
+          <w:sz-cs w:val="26"/>
+          <w:spacing w:val="0"/>
+          <w:color w:val="BE0004"/>
+        </w:rPr>
+        <w:t xml:space="preserve">公开</w:t>
+      </w:r>
+      <w:r>
+        <w:rPr>
+          <w:rFonts w:ascii="PingFang SC" w:hAnsi="PingFang SC" w:cs="PingFang SC"/>
+          <w:sz w:val="26"/>
+          <w:sz-cs w:val="26"/>
+          <w:spacing w:val="0"/>
+          <w:color w:val="181E2A"/>
+        </w:rPr>
+        <w:t xml:space="preserve"/>
+      </w:r>
+    </w:p>
+    <w:p>
+      <w:pPr/>
+      <w:r>
+        <w:rPr>
+          <w:rFonts w:ascii="PingFang SC" w:hAnsi="PingFang SC" w:cs="PingFang SC"/>
+          <w:sz w:val="26"/>
+          <w:sz-cs w:val="26"/>
+          <w:spacing w:val="0"/>
+          <w:color w:val="BE0004"/>
+        </w:rPr>
+        <w:t xml:space="preserve">单模板分享页数据（仅已发布模板；未上线/不存在返回 404）</w:t>
+      </w:r>
+      <w:r>
+        <w:rPr>
+          <w:rFonts w:ascii="PingFang SC" w:hAnsi="PingFang SC" w:cs="PingFang SC"/>
+          <w:sz w:val="26"/>
+          <w:sz-cs w:val="26"/>
+          <w:spacing w:val="0"/>
+          <w:color w:val="181E2A"/>
+        </w:rPr>
+        <w:t xml:space="preserve"/>
+      </w:r>
+    </w:p>
+    <w:p>
+      <w:pPr/>
+      <w:r>
+        <w:rPr>
+          <w:rFonts w:ascii="PingFang SC" w:hAnsi="PingFang SC" w:cs="PingFang SC"/>
+          <w:sz w:val="26"/>
+          <w:sz-cs w:val="26"/>
+          <w:spacing w:val="0"/>
           <w:color w:val="181E2A"/>
         </w:rPr>
         <w:t xml:space="preserve">模板</w:t>
@@ -3632,6 +3988,75 @@
           <w:sz w:val="26"/>
           <w:sz-cs w:val="26"/>
           <w:spacing w:val="0"/>
+          <w:color w:val="BE0004"/>
+        </w:rPr>
+        <w:t xml:space="preserve">用户端单模板分享页</w:t>
+      </w:r>
+      <w:r>
+        <w:rPr>
+          <w:rFonts w:ascii="PingFang SC" w:hAnsi="PingFang SC" w:cs="PingFang SC"/>
+          <w:sz w:val="26"/>
+          <w:sz-cs w:val="26"/>
+          <w:spacing w:val="0"/>
+          <w:color w:val="181E2A"/>
+        </w:rPr>
+        <w:t xml:space="preserve"/>
+      </w:r>
+    </w:p>
+    <w:p>
+      <w:pPr/>
+      <w:r>
+        <w:rPr>
+          <w:rFonts w:ascii="Menlo" w:hAnsi="Menlo" w:cs="Menlo"/>
+          <w:sz w:val="25"/>
+          <w:sz-cs w:val="25"/>
+          <w:spacing w:val="0"/>
+          <w:color w:val="BE0004"/>
+        </w:rPr>
+        <w:t xml:space="preserve">/share/:templateId</w:t>
+      </w:r>
+      <w:r>
+        <w:rPr>
+          <w:rFonts w:ascii="PingFang SC" w:hAnsi="PingFang SC" w:cs="PingFang SC"/>
+          <w:sz w:val="26"/>
+          <w:sz-cs w:val="26"/>
+          <w:spacing w:val="0"/>
+          <w:color w:val="181E2A"/>
+        </w:rPr>
+        <w:t xml:space="preserve"/>
+      </w:r>
+    </w:p>
+    <w:p>
+      <w:pPr/>
+      <w:r>
+        <w:rPr>
+          <w:rFonts w:ascii="PingFang SC" w:hAnsi="PingFang SC" w:cs="PingFang SC"/>
+          <w:sz w:val="26"/>
+          <w:sz-cs w:val="26"/>
+          <w:spacing w:val="0"/>
+          <w:color w:val="BE0004"/>
+        </w:rPr>
+        <w:t xml:space="preserve">单模板编辑器（隐藏模板切换与框位编辑入口），未上线模板显示提示页</w:t>
+      </w:r>
+      <w:r>
+        <w:rPr>
+          <w:rFonts w:ascii="PingFang SC" w:hAnsi="PingFang SC" w:cs="PingFang SC"/>
+          <w:sz w:val="26"/>
+          <w:sz-cs w:val="26"/>
+          <w:spacing w:val="0"/>
+          <w:color w:val="181E2A"/>
+        </w:rPr>
+        <w:t xml:space="preserve"/>
+      </w:r>
+    </w:p>
+    <w:p>
+      <w:pPr/>
+      <w:r>
+        <w:rPr>
+          <w:rFonts w:ascii="PingFang SC" w:hAnsi="PingFang SC" w:cs="PingFang SC"/>
+          <w:sz w:val="26"/>
+          <w:sz-cs w:val="26"/>
+          <w:spacing w:val="0"/>
           <w:color w:val="181E2A"/>
         </w:rPr>
         <w:t xml:space="preserve">管理后台</w:t>
@@ -3816,7 +4241,7 @@
           <w:spacing w:val="0"/>
           <w:color w:val="BE0004"/>
         </w:rPr>
-        <w:t xml:space="preserve">20</w:t>
+        <w:t xml:space="preserve">21</w:t>
       </w:r>
       <w:r>
         <w:rPr>
@@ -4074,6 +4499,26 @@
           <w:color w:val="181E2A"/>
         </w:rPr>
         <w:t xml:space="preserve">        ├── Header.tsx                    # 顶栏：模板选择/临时换图/重置/后台入口</w:t>
+      </w:r>
+      <w:r>
+        <w:rPr>
+          <w:rFonts w:ascii="Menlo" w:hAnsi="Menlo" w:cs="Menlo"/>
+          <w:sz w:val="25"/>
+          <w:sz-cs w:val="25"/>
+          <w:spacing w:val="0"/>
+          <w:color w:val="BE0004"/>
+        </w:rPr>
+        <w:t xml:space="preserve">（分享模式隐藏全部控件，仅展示模板名）</w:t>
+      </w:r>
+      <w:r>
+        <w:rPr>
+          <w:rFonts w:ascii="Menlo" w:hAnsi="Menlo" w:cs="Menlo"/>
+          <w:sz w:val="25"/>
+          <w:sz-cs w:val="25"/>
+          <w:spacing w:val="0"/>
+          <w:color w:val="181E2A"/>
+        </w:rPr>
+        <w:t xml:space="preserve"/>
       </w:r>
     </w:p>
     <w:p>
@@ -4401,7 +4846,7 @@
           <w:spacing w:val="0"/>
           <w:color w:val="BE0004"/>
         </w:rPr>
-        <w:t xml:space="preserve">20</w:t>
+        <w:t xml:space="preserve">21</w:t>
       </w:r>
       <w:r>
         <w:rPr>
@@ -5162,7 +5607,7 @@
           <w:spacing w:val="0"/>
           <w:color w:val="BE0004"/>
         </w:rPr>
-        <w:t xml:space="preserve">20</w:t>
+        <w:t xml:space="preserve">21</w:t>
       </w:r>
       <w:r>
         <w:rPr>
@@ -5184,7 +5629,7 @@
           <w:rFonts w:ascii="PingFang SC" w:hAnsi="PingFang SC" w:cs="PingFang SC"/>
           <w:sz w:val="29"/>
           <w:sz-cs w:val="29"/>
-          <w:color w:val="181E2A"/>
+          <w:color w:val="BE0004"/>
         </w:rPr>
         <w:t xml:space="preserve"/>
         <w:tab/>
@@ -5198,9 +5643,39 @@
           <w:sz w:val="29"/>
           <w:sz-cs w:val="29"/>
           <w:spacing w:val="0"/>
-          <w:color w:val="181E2A"/>
-        </w:rPr>
-        <w:t xml:space="preserve">✅ 性能优化：模板列表 4.75MB→~10KB（背景剥离 + gzip）、函数区域 sin1、边缘缓存、首屏后台预取（切换模板背景秒渲染）、加载中提示</w:t>
+          <w:color w:val="BE0004"/>
+        </w:rPr>
+        <w:t xml:space="preserve">✅ 单模板分享链接：后端新增公开接口 </w:t>
+      </w:r>
+      <w:r>
+        <w:rPr>
+          <w:rFonts w:ascii="Menlo" w:hAnsi="Menlo" w:cs="Menlo"/>
+          <w:sz w:val="25"/>
+          <w:sz-cs w:val="25"/>
+          <w:spacing w:val="0"/>
+          <w:color w:val="BE0004"/>
+        </w:rPr>
+        <w:t xml:space="preserve">GET /api/templates/share/:id</w:t>
+      </w:r>
+      <w:r>
+        <w:rPr>
+          <w:rFonts w:ascii="PingFang SC" w:hAnsi="PingFang SC" w:cs="PingFang SC"/>
+          <w:sz w:val="29"/>
+          <w:sz-cs w:val="29"/>
+          <w:spacing w:val="0"/>
+          <w:color w:val="BE0004"/>
+        </w:rPr>
+        <w:t xml:space="preserve">（仅已发布模板可访问），模板库「分享链接」一键复制，分享页锁定模板切换与框位编辑（保留文字/选图/导出），未上线模板显示提示页</w:t>
+      </w:r>
+      <w:r>
+        <w:rPr>
+          <w:rFonts w:ascii="PingFang SC" w:hAnsi="PingFang SC" w:cs="PingFang SC"/>
+          <w:sz w:val="29"/>
+          <w:sz-cs w:val="29"/>
+          <w:spacing w:val="0"/>
+          <w:color w:val="181E2A"/>
+        </w:rPr>
+        <w:t xml:space="preserve"/>
       </w:r>
     </w:p>
     <w:p>
@@ -5228,7 +5703,7 @@
           <w:spacing w:val="0"/>
           <w:color w:val="181E2A"/>
         </w:rPr>
-        <w:t xml:space="preserve">✅ 移动端：悬浮预览 + 快捷编辑抽屉 + 顶栏按钮组</w:t>
+        <w:t xml:space="preserve">✅ 性能优化：模板列表 4.75MB→~10KB（背景剥离 + gzip）、函数区域 sin1、边缘缓存、首屏后台预取（切换模板背景秒渲染）、加载中提示</w:t>
       </w:r>
     </w:p>
     <w:p>
@@ -5256,27 +5731,7 @@
           <w:spacing w:val="0"/>
           <w:color w:val="181E2A"/>
         </w:rPr>
-        <w:t xml:space="preserve">✅ 部署链路：GitHub push → Vercel 自动部署（含 </w:t>
-      </w:r>
-      <w:r>
-        <w:rPr>
-          <w:rFonts w:ascii="Menlo" w:hAnsi="Menlo" w:cs="Menlo"/>
-          <w:sz w:val="25"/>
-          <w:sz-cs w:val="25"/>
-          <w:spacing w:val="0"/>
-          <w:color w:val="181E2A"/>
-        </w:rPr>
-        <w:t xml:space="preserve">api/index.js</w:t>
-      </w:r>
-      <w:r>
-        <w:rPr>
-          <w:rFonts w:ascii="PingFang SC" w:hAnsi="PingFang SC" w:cs="PingFang SC"/>
-          <w:sz w:val="29"/>
-          <w:sz-cs w:val="29"/>
-          <w:spacing w:val="0"/>
-          <w:color w:val="181E2A"/>
-        </w:rPr>
-        <w:t xml:space="preserve"> 构建产物提交）</w:t>
+        <w:t xml:space="preserve">✅ 移动端：悬浮预览 + 快捷编辑抽屉 + 顶栏按钮组</w:t>
       </w:r>
     </w:p>
     <w:p>
@@ -5304,6 +5759,54 @@
           <w:spacing w:val="0"/>
           <w:color w:val="181E2A"/>
         </w:rPr>
+        <w:t xml:space="preserve">✅ 部署链路：GitHub push → Vercel 自动部署（含 </w:t>
+      </w:r>
+      <w:r>
+        <w:rPr>
+          <w:rFonts w:ascii="Menlo" w:hAnsi="Menlo" w:cs="Menlo"/>
+          <w:sz w:val="25"/>
+          <w:sz-cs w:val="25"/>
+          <w:spacing w:val="0"/>
+          <w:color w:val="181E2A"/>
+        </w:rPr>
+        <w:t xml:space="preserve">api/index.js</w:t>
+      </w:r>
+      <w:r>
+        <w:rPr>
+          <w:rFonts w:ascii="PingFang SC" w:hAnsi="PingFang SC" w:cs="PingFang SC"/>
+          <w:sz w:val="29"/>
+          <w:sz-cs w:val="29"/>
+          <w:spacing w:val="0"/>
+          <w:color w:val="181E2A"/>
+        </w:rPr>
+        <w:t xml:space="preserve"> 构建产物提交）</w:t>
+      </w:r>
+    </w:p>
+    <w:p>
+      <w:pPr>
+        <w:ind w:left="720" w:first-line="-720"/>
+      </w:pPr>
+      <w:r>
+        <w:rPr>
+          <w:rFonts w:ascii="PingFang SC" w:hAnsi="PingFang SC" w:cs="PingFang SC"/>
+          <w:sz w:val="29"/>
+          <w:sz-cs w:val="29"/>
+          <w:color w:val="181E2A"/>
+        </w:rPr>
+        <w:t xml:space="preserve"/>
+        <w:tab/>
+        <w:t xml:space="preserve">•</w:t>
+        <w:tab/>
+        <w:t xml:space="preserve"/>
+      </w:r>
+      <w:r>
+        <w:rPr>
+          <w:rFonts w:ascii="PingFang SC" w:hAnsi="PingFang SC" w:cs="PingFang SC"/>
+          <w:sz w:val="29"/>
+          <w:sz-cs w:val="29"/>
+          <w:spacing w:val="0"/>
+          <w:color w:val="181E2A"/>
+        </w:rPr>
         <w:t xml:space="preserve">✅ 品牌：首页与浏览器外显标题均为「图片模板合成器」</w:t>
       </w:r>
     </w:p>
@@ -6049,7 +6552,7 @@
           <w:spacing w:val="0"/>
           <w:color w:val="BE0004"/>
         </w:rPr>
-        <w:t xml:space="preserve">21</w:t>
+        <w:t xml:space="preserve">22</w:t>
       </w:r>
       <w:r>
         <w:rPr>
@@ -6823,6 +7326,45 @@
         </w:rPr>
         <w:t xml:space="preserve">curl https://poster.zhihuredeem.top/api/templates/diy-1786895964812/images</w:t>
       </w:r>
+    </w:p>
+    <w:p>
+      <w:pPr/>
+      <w:r>
+        <w:rPr>
+          <w:rFonts w:ascii="Menlo" w:hAnsi="Menlo" w:cs="Menlo"/>
+          <w:sz w:val="25"/>
+          <w:sz-cs w:val="25"/>
+          <w:spacing w:val="0"/>
+          <w:color w:val="181E2A"/>
+        </w:rPr>
+        <w:t xml:space="preserve"/>
+      </w:r>
+    </w:p>
+    <w:p>
+      <w:pPr/>
+      <w:r>
+        <w:rPr>
+          <w:rFonts w:ascii="Menlo" w:hAnsi="Menlo" w:cs="Menlo"/>
+          <w:sz w:val="25"/>
+          <w:sz-cs w:val="25"/>
+          <w:spacing w:val="0"/>
+          <w:color w:val="BE0004"/>
+        </w:rPr>
+        <w:t xml:space="preserve"># 单模板分享接口（200 = 已发布；404 = 未上线/不存在）</w:t>
+      </w:r>
+    </w:p>
+    <w:p>
+      <w:pPr/>
+      <w:r>
+        <w:rPr>
+          <w:rFonts w:ascii="Menlo" w:hAnsi="Menlo" w:cs="Menlo"/>
+          <w:sz w:val="25"/>
+          <w:sz-cs w:val="25"/>
+          <w:spacing w:val="0"/>
+          <w:color w:val="BE0004"/>
+        </w:rPr>
+        <w:t xml:space="preserve">curl -w "%{http_code}\n" -o /dev/null https://poster.zhihuredeem.top/api/templates/share/folk-reviewer</w:t>
+      </w:r>
       <w:r>
         <w:rPr>
           <w:rFonts w:ascii="Menlo" w:hAnsi="Menlo" w:cs="Menlo"/>
@@ -7409,6 +7951,52 @@
           <w:color w:val="181E2A"/>
         </w:rPr>
         <w:t xml:space="preserve">密码 scrypt 哈希存储（非明文）；改密/被重置后旧会话立即失效（令牌 pv 校验）；未登录无法调用任何写接口（401）</w:t>
+      </w:r>
+    </w:p>
+    <w:p>
+      <w:pPr/>
+      <w:r>
+        <w:rPr>
+          <w:rFonts w:ascii="PingFang SC" w:hAnsi="PingFang SC" w:cs="PingFang SC"/>
+          <w:sz w:val="26"/>
+          <w:sz-cs w:val="26"/>
+          <w:spacing w:val="0"/>
+          <w:color w:val="BE0004"/>
+        </w:rPr>
+        <w:t xml:space="preserve">分享链接隔离</w:t>
+      </w:r>
+      <w:r>
+        <w:rPr>
+          <w:rFonts w:ascii="PingFang SC" w:hAnsi="PingFang SC" w:cs="PingFang SC"/>
+          <w:sz w:val="26"/>
+          <w:sz-cs w:val="26"/>
+          <w:spacing w:val="0"/>
+          <w:color w:val="181E2A"/>
+        </w:rPr>
+        <w:t xml:space="preserve"/>
+      </w:r>
+    </w:p>
+    <w:p>
+      <w:pPr/>
+      <w:r>
+        <w:rPr>
+          <w:rFonts w:ascii="PingFang SC" w:hAnsi="PingFang SC" w:cs="PingFang SC"/>
+          <w:sz w:val="26"/>
+          <w:sz-cs w:val="26"/>
+          <w:spacing w:val="0"/>
+          <w:color w:val="BE0004"/>
+        </w:rPr>
+        <w:t xml:space="preserve">未发布/已删除模板的分享链接返回 404 并显示提示页；分享页无管理后台入口、无临时换图与框位编辑入口；接口不返回草稿模板</w:t>
+      </w:r>
+      <w:r>
+        <w:rPr>
+          <w:rFonts w:ascii="PingFang SC" w:hAnsi="PingFang SC" w:cs="PingFang SC"/>
+          <w:sz w:val="26"/>
+          <w:sz-cs w:val="26"/>
+          <w:spacing w:val="0"/>
+          <w:color w:val="181E2A"/>
+        </w:rPr>
+        <w:t xml:space="preserve"/>
       </w:r>
     </w:p>
     <w:p>

--- a/部署方案-变更标注.docx
+++ b/部署方案-变更标注.docx
@@ -3826,7 +3826,67 @@
           <w:spacing w:val="0"/>
           <w:color w:val="181E2A"/>
         </w:rPr>
-        <w:t xml:space="preserve"> 全部重写至函数入口，函数时长上限 60s。</w:t>
+        <w:t xml:space="preserve"> 重写至函数入口</w:t>
+      </w:r>
+      <w:r>
+        <w:rPr>
+          <w:rFonts w:ascii="PingFang SC" w:hAnsi="PingFang SC" w:cs="PingFang SC"/>
+          <w:sz w:val="29"/>
+          <w:sz-cs w:val="29"/>
+          <w:spacing w:val="0"/>
+          <w:color w:val="BE0004"/>
+        </w:rPr>
+        <w:t xml:space="preserve">，其余路径重写回 </w:t>
+      </w:r>
+      <w:r>
+        <w:rPr>
+          <w:rFonts w:ascii="Menlo" w:hAnsi="Menlo" w:cs="Menlo"/>
+          <w:sz w:val="25"/>
+          <w:sz-cs w:val="25"/>
+          <w:spacing w:val="0"/>
+          <w:color w:val="BE0004"/>
+        </w:rPr>
+        <w:t xml:space="preserve">index.html</w:t>
+      </w:r>
+      <w:r>
+        <w:rPr>
+          <w:rFonts w:ascii="PingFang SC" w:hAnsi="PingFang SC" w:cs="PingFang SC"/>
+          <w:sz w:val="29"/>
+          <w:sz-cs w:val="29"/>
+          <w:spacing w:val="0"/>
+          <w:color w:val="BE0004"/>
+        </w:rPr>
+        <w:t xml:space="preserve">（SPA 回退，支撑 </w:t>
+      </w:r>
+      <w:r>
+        <w:rPr>
+          <w:rFonts w:ascii="Menlo" w:hAnsi="Menlo" w:cs="Menlo"/>
+          <w:sz w:val="25"/>
+          <w:sz-cs w:val="25"/>
+          <w:spacing w:val="0"/>
+          <w:color w:val="BE0004"/>
+        </w:rPr>
+        <w:t xml:space="preserve">/share/&lt;id&gt;</w:t>
+      </w:r>
+      <w:r>
+        <w:rPr>
+          <w:rFonts w:ascii="PingFang SC" w:hAnsi="PingFang SC" w:cs="PingFang SC"/>
+          <w:sz w:val="29"/>
+          <w:sz-cs w:val="29"/>
+          <w:spacing w:val="0"/>
+          <w:color w:val="BE0004"/>
+        </w:rPr>
+        <w:t xml:space="preserve"> 分享页直达）</w:t>
+      </w:r>
+      <w:r>
+        <w:rPr>
+          <w:rFonts w:ascii="PingFang SC" w:hAnsi="PingFang SC" w:cs="PingFang SC"/>
+          <w:sz w:val="29"/>
+          <w:sz-cs w:val="29"/>
+          <w:spacing w:val="0"/>
+          <w:color w:val="181E2A"/>
+        </w:rPr>
+        <w:t xml:space="preserve">，函数时长上限 60s。</w:t>
       </w:r>
     </w:p>
     <w:p>
@@ -6552,7 +6612,7 @@
           <w:spacing w:val="0"/>
           <w:color w:val="BE0004"/>
         </w:rPr>
-        <w:t xml:space="preserve">22</w:t>
+        <w:t xml:space="preserve">23</w:t>
       </w:r>
       <w:r>
         <w:rPr>
